--- a/templates/reference.docx
+++ b/templates/reference.docx
@@ -905,6 +905,8 @@
       <w:footnotePr>
         <w:numRestart w:val="eachSect"/>
       </w:footnotePr>
+      <w:pgSz w:w="11906" w:h="16838"/>
+      <w:pgMar w:top="850" w:right="1021" w:bottom="850" w:left="1021" w:header="425" w:footer="425" w:gutter="0"/>
     </w:sectPr>
   </w:body>
 </w:document>
@@ -1022,9 +1024,9 @@
   <w:docDefaults>
     <w:rPrDefault>
       <w:rPr>
-        <w:rFonts w:asciiTheme="minorHAnsi" w:cstheme="minorBidi" w:eastAsiaTheme="minorHAnsi" w:hAnsiTheme="minorHAnsi"/>
-        <w:sz w:val="24"/>
-        <w:szCs w:val="24"/>
+        <w:rFonts w:ascii="Arial" w:hAnsi="Arial" w:eastAsia="Arial" w:cs="Arial"/>
+        <w:sz w:val="20"/>
+        <w:szCs w:val="20"/>
         <w:lang w:bidi="ar-SA" w:eastAsia="en-US" w:val="en-US"/>
       </w:rPr>
     </w:rPrDefault>
@@ -1045,6 +1047,9 @@
     <w:link w:val="BodyTextChar"/>
     <w:qFormat/>
     <w:pPr>
+      <w:tabs>
+        <w:tab w:val="right" w:pos="9864"/>
+      </w:tabs>
       <w:spacing w:after="180" w:before="180"/>
     </w:pPr>
   </w:style>
@@ -1073,7 +1078,6 @@
     <w:pPr>
       <w:spacing w:after="80" w:line="240" w:lineRule="auto"/>
       <w:contextualSpacing/>
-      <w:jc w:val="center"/>
     </w:pPr>
     <w:rPr>
       <w:rFonts w:asciiTheme="majorHAnsi" w:cstheme="majorBidi" w:eastAsiaTheme="majorEastAsia" w:hAnsiTheme="majorHAnsi"/>
@@ -1211,7 +1215,7 @@
     </w:pPr>
     <w:rPr>
       <w:rFonts w:asciiTheme="majorHAnsi" w:cstheme="majorBidi" w:eastAsiaTheme="majorEastAsia" w:hAnsiTheme="majorHAnsi"/>
-      <w:color w:themeColor="accent1" w:themeShade="BF" w:val="0F4761"/>
+      <w:color w:val="1A3A5C"/>
       <w:sz w:val="40"/>
       <w:szCs w:val="40"/>
     </w:rPr>
@@ -1234,7 +1238,7 @@
     </w:pPr>
     <w:rPr>
       <w:rFonts w:asciiTheme="majorHAnsi" w:cstheme="majorBidi" w:eastAsiaTheme="majorEastAsia" w:hAnsiTheme="majorHAnsi"/>
-      <w:color w:themeColor="accent1" w:themeShade="BF" w:val="0F4761"/>
+      <w:color w:val="1A3A5C"/>
       <w:sz w:val="32"/>
       <w:szCs w:val="32"/>
     </w:rPr>
@@ -1257,7 +1261,7 @@
     </w:pPr>
     <w:rPr>
       <w:rFonts w:cstheme="majorBidi" w:eastAsiaTheme="majorEastAsia"/>
-      <w:color w:themeColor="accent1" w:themeShade="BF" w:val="0F4761"/>
+      <w:color w:val="1A3A5C"/>
       <w:sz w:val="28"/>
       <w:szCs w:val="28"/>
     </w:rPr>
@@ -1282,7 +1286,7 @@
       <w:rFonts w:cstheme="majorBidi" w:eastAsiaTheme="majorEastAsia"/>
       <w:i/>
       <w:iCs/>
-      <w:color w:themeColor="accent1" w:themeShade="BF" w:val="0F4761"/>
+      <w:color w:val="1A3A5C"/>
     </w:rPr>
   </w:style>
   <w:style w:styleId="Heading5" w:type="paragraph">
@@ -1303,7 +1307,7 @@
     </w:pPr>
     <w:rPr>
       <w:rFonts w:cstheme="majorBidi" w:eastAsiaTheme="majorEastAsia"/>
-      <w:color w:themeColor="accent1" w:themeShade="BF" w:val="0F4761"/>
+      <w:color w:val="1A3A5C"/>
     </w:rPr>
   </w:style>
   <w:style w:styleId="Heading6" w:type="paragraph">
@@ -1402,7 +1406,7 @@
     <w:rsid w:val="00A10FD9"/>
     <w:rPr>
       <w:rFonts w:asciiTheme="majorHAnsi" w:cstheme="majorBidi" w:eastAsiaTheme="majorEastAsia" w:hAnsiTheme="majorHAnsi"/>
-      <w:color w:themeColor="accent1" w:themeShade="BF" w:val="0F4761"/>
+      <w:color w:val="1A3A5C"/>
       <w:sz w:val="40"/>
       <w:szCs w:val="40"/>
     </w:rPr>
@@ -1416,7 +1420,7 @@
     <w:rsid w:val="00A10FD9"/>
     <w:rPr>
       <w:rFonts w:asciiTheme="majorHAnsi" w:cstheme="majorBidi" w:eastAsiaTheme="majorEastAsia" w:hAnsiTheme="majorHAnsi"/>
-      <w:color w:themeColor="accent1" w:themeShade="BF" w:val="0F4761"/>
+      <w:color w:val="1A3A5C"/>
       <w:sz w:val="32"/>
       <w:szCs w:val="32"/>
     </w:rPr>
@@ -1430,7 +1434,7 @@
     <w:rsid w:val="00A10FD9"/>
     <w:rPr>
       <w:rFonts w:cstheme="majorBidi" w:eastAsiaTheme="majorEastAsia"/>
-      <w:color w:themeColor="accent1" w:themeShade="BF" w:val="0F4761"/>
+      <w:color w:val="1A3A5C"/>
       <w:sz w:val="28"/>
       <w:szCs w:val="28"/>
     </w:rPr>
@@ -1446,7 +1450,7 @@
       <w:rFonts w:cstheme="majorBidi" w:eastAsiaTheme="majorEastAsia"/>
       <w:i/>
       <w:iCs/>
-      <w:color w:themeColor="accent1" w:themeShade="BF" w:val="0F4761"/>
+      <w:color w:val="1A3A5C"/>
     </w:rPr>
   </w:style>
   <w:style w:customStyle="1" w:styleId="Heading5Char" w:type="character">
@@ -1458,7 +1462,7 @@
     <w:rsid w:val="00A10FD9"/>
     <w:rPr>
       <w:rFonts w:cstheme="majorBidi" w:eastAsiaTheme="majorEastAsia"/>
-      <w:color w:themeColor="accent1" w:themeShade="BF" w:val="0F4761"/>
+      <w:color w:val="1A3A5C"/>
     </w:rPr>
   </w:style>
   <w:style w:customStyle="1" w:styleId="Heading6Char" w:type="character">
@@ -1700,7 +1704,7 @@
         <a:srgbClr val="E8E8E8"/>
       </a:lt2>
       <a:accent1>
-        <a:srgbClr val="156082"/>
+        <a:srgbClr val="1A3A5C"/>
       </a:accent1>
       <a:accent2>
         <a:srgbClr val="E97132"/>
@@ -1726,7 +1730,7 @@
     </a:clrScheme>
     <a:fontScheme name="Office">
       <a:majorFont>
-        <a:latin typeface="Aptos Display" panose="02110004020202020204"/>
+        <a:latin typeface="Arial" panose="02110004020202020204"/>
         <a:ea typeface=""/>
         <a:cs typeface=""/>
         <a:font script="Jpan" typeface="游ゴシック Light"/>
@@ -1778,7 +1782,7 @@
         <a:font script="Tfng" typeface="Ebrima"/>
       </a:majorFont>
       <a:minorFont>
-        <a:latin typeface="Aptos" panose="02110004020202020204"/>
+        <a:latin typeface="Arial" panose="02110004020202020204"/>
         <a:ea typeface=""/>
         <a:cs typeface=""/>
         <a:font script="Jpan" typeface="游明朝"/>
